--- a/Mohan_Raj_Resume_2204.docx
+++ b/Mohan_Raj_Resume_2204.docx
@@ -144,8 +144,21 @@
       <w:r>
         <w:t xml:space="preserve">, </w:t>
       </w:r>
-      <w:r>
-        <w:t>LangChain, LangGraph,</w:t>
+      <w:proofErr w:type="spellStart"/>
+      <w:r>
+        <w:t>LangChain</w:t>
+      </w:r>
+      <w:proofErr w:type="spellEnd"/>
+      <w:r>
+        <w:t xml:space="preserve">, </w:t>
+      </w:r>
+      <w:proofErr w:type="spellStart"/>
+      <w:r>
+        <w:t>LangGraph</w:t>
+      </w:r>
+      <w:proofErr w:type="spellEnd"/>
+      <w:r>
+        <w:t>,</w:t>
       </w:r>
       <w:r>
         <w:t xml:space="preserve"> </w:t>
@@ -277,7 +290,15 @@
         <w:t>Tools &amp; Technologies</w:t>
       </w:r>
       <w:r>
-        <w:t>: RESTful APIs, GraphQL, OpenID Connect, Webpack, Adobe Target</w:t>
+        <w:t xml:space="preserve">: RESTful APIs, </w:t>
+      </w:r>
+      <w:proofErr w:type="spellStart"/>
+      <w:r>
+        <w:t>GraphQL</w:t>
+      </w:r>
+      <w:proofErr w:type="spellEnd"/>
+      <w:r>
+        <w:t>, OpenID Connect, Webpack, Adobe Target</w:t>
       </w:r>
     </w:p>
     <w:p>
@@ -447,7 +468,15 @@
         <w:t>Key Contributions in</w:t>
       </w:r>
       <w:r>
-        <w:t xml:space="preserve"> MultiTenant Web Portal (Since Jan 2017)</w:t>
+        <w:t xml:space="preserve"> </w:t>
+      </w:r>
+      <w:proofErr w:type="spellStart"/>
+      <w:r>
+        <w:t>MultiTenant</w:t>
+      </w:r>
+      <w:proofErr w:type="spellEnd"/>
+      <w:r>
+        <w:t xml:space="preserve"> Web Portal (Since Jan 2017)</w:t>
       </w:r>
       <w:r>
         <w:t>:</w:t>
@@ -510,13 +539,20 @@
           <w:b/>
           <w:bCs/>
         </w:rPr>
-        <w:t>Developed a tool using AWS BedRock to summarize</w:t>
-      </w:r>
-      <w:r>
-        <w:t xml:space="preserve"> discussions and automatically create Jira stories or defects from available test cases, eliminating manual ticket creation and improving team efficiency</w:t>
-      </w:r>
-      <w:r>
-        <w:t xml:space="preserve"> (AI)</w:t>
+        <w:t xml:space="preserve">Developed an AI-powered tool using AWS Bedrock </w:t>
+      </w:r>
+      <w:r>
+        <w:t>to summarize discussions and automatically generate Jira stories/defects from test cases, eliminating manual ticket creation and improving team efficiency</w:t>
+      </w:r>
+      <w:r>
+        <w:rPr>
+          <w:b/>
+          <w:bCs/>
+        </w:rPr>
+        <w:t xml:space="preserve"> </w:t>
+      </w:r>
+      <w:r>
+        <w:t>(AI)</w:t>
       </w:r>
     </w:p>
     <w:p>
@@ -671,8 +707,13 @@
       <w:r>
         <w:t xml:space="preserve"> used in </w:t>
       </w:r>
-      <w:r>
-        <w:t>MultiTenant Web Portal</w:t>
+      <w:proofErr w:type="spellStart"/>
+      <w:r>
+        <w:t>MultiTenant</w:t>
+      </w:r>
+      <w:proofErr w:type="spellEnd"/>
+      <w:r>
+        <w:t xml:space="preserve"> Web Portal</w:t>
       </w:r>
       <w:r>
         <w:t>:</w:t>
@@ -764,7 +805,15 @@
         <w:t xml:space="preserve">Designed a high-throughput Metrics API </w:t>
       </w:r>
       <w:r>
-        <w:t>utilizing Kafka and GCP BigQuery to enable real-time scalable data collection and advanced analytics.</w:t>
+        <w:t xml:space="preserve">utilizing Kafka and GCP </w:t>
+      </w:r>
+      <w:proofErr w:type="spellStart"/>
+      <w:r>
+        <w:t>BigQuery</w:t>
+      </w:r>
+      <w:proofErr w:type="spellEnd"/>
+      <w:r>
+        <w:t xml:space="preserve"> to enable real-time scalable data collection and advanced analytics.</w:t>
       </w:r>
     </w:p>
     <w:p>
@@ -787,8 +836,17 @@
           <w:b/>
           <w:bCs/>
         </w:rPr>
-        <w:t xml:space="preserve"> Web Applciation</w:t>
-      </w:r>
+        <w:t xml:space="preserve"> Web </w:t>
+      </w:r>
+      <w:proofErr w:type="spellStart"/>
+      <w:r>
+        <w:rPr>
+          <w:b/>
+          <w:bCs/>
+        </w:rPr>
+        <w:t>Applciation</w:t>
+      </w:r>
+      <w:proofErr w:type="spellEnd"/>
       <w:r>
         <w:rPr>
           <w:b/>
@@ -889,6 +947,9 @@
       </w:r>
     </w:p>
     <w:p>
+      <w:r>
+        <w:t xml:space="preserve">Java, </w:t>
+      </w:r>
       <w:r>
         <w:t xml:space="preserve">Kubernetes, Docker, Kafka, </w:t>
       </w:r>
@@ -3141,7 +3202,6 @@
   <w:style w:type="character" w:default="1" w:styleId="DefaultParagraphFont">
     <w:name w:val="Default Paragraph Font"/>
     <w:uiPriority w:val="1"/>
-    <w:semiHidden/>
     <w:unhideWhenUsed/>
   </w:style>
   <w:style w:type="table" w:default="1" w:styleId="TableNormal">
